--- a/ARI 510 Graduate Report Assignment 1.docx
+++ b/ARI 510 Graduate Report Assignment 1.docx
@@ -6,6 +6,31 @@
       <w:r>
         <w:t>ARI 510 Graduate Report Assignment 1</w:t>
       </w:r>
+      <w:r>
+        <w:t xml:space="preserve"> </w:t>
+      </w:r>
+    </w:p>
+    <w:p>
+      <w:hyperlink r:id="rId6" w:history="1">
+        <w:r>
+          <w:rPr>
+            <w:rStyle w:val="Hyperlink"/>
+          </w:rPr>
+          <w:t>https://github.com/brad</w:t>
+        </w:r>
+        <w:r>
+          <w:rPr>
+            <w:rStyle w:val="Hyperlink"/>
+          </w:rPr>
+          <w:t>m</w:t>
+        </w:r>
+        <w:r>
+          <w:rPr>
+            <w:rStyle w:val="Hyperlink"/>
+          </w:rPr>
+          <w:t>1814/ARI-510-Assignment-1</w:t>
+        </w:r>
+      </w:hyperlink>
     </w:p>
     <w:p>
       <w:pPr>
@@ -47,7 +72,15 @@
         <w:t xml:space="preserve"> </w:t>
       </w:r>
       <w:r>
-        <w:t>Machine Learning Library. From here we will systematically measure the effectiveness different algorithms using scores in precision, f1, recall, accuracy, and finally a confusion matrix.</w:t>
+        <w:t xml:space="preserve">Machine Learning Library. From here we will systematically measure the </w:t>
+      </w:r>
+      <w:proofErr w:type="gramStart"/>
+      <w:r>
+        <w:t>effectiveness</w:t>
+      </w:r>
+      <w:proofErr w:type="gramEnd"/>
+      <w:r>
+        <w:t xml:space="preserve"> different algorithms using scores in precision, f1, recall, accuracy, and finally a confusion matrix.</w:t>
       </w:r>
     </w:p>
     <w:p>
@@ -130,7 +163,39 @@
     </w:p>
     <w:p>
       <w:r>
-        <w:t>KNN creates a datapoint and plots it against datapoints in the models training set. It then measures the distance between the nearest (k) data points and determines which classified neighbors hold the majority. It then classifies the data point as it's technically nearest neighbors. KNN is fairly unique in a sense that it doesn't actually store an internal model but instead just runs calculations on the current data point against the plotted training set.</w:t>
+        <w:t xml:space="preserve">KNN creates a datapoint and plots it against datapoints in the models training set. It then measures the distance between the nearest (k) data points and determines which classified neighbors hold the majority. It then classifies the data point as </w:t>
+      </w:r>
+      <w:proofErr w:type="gramStart"/>
+      <w:r>
+        <w:t>it's</w:t>
+      </w:r>
+      <w:proofErr w:type="gramEnd"/>
+      <w:r>
+        <w:t xml:space="preserve"> technically nearest neighbors. KNN is </w:t>
+      </w:r>
+      <w:proofErr w:type="gramStart"/>
+      <w:r>
+        <w:t>fairly unique</w:t>
+      </w:r>
+      <w:proofErr w:type="gramEnd"/>
+      <w:r>
+        <w:t xml:space="preserve"> in </w:t>
+      </w:r>
+      <w:proofErr w:type="gramStart"/>
+      <w:r>
+        <w:t>a sense</w:t>
+      </w:r>
+      <w:proofErr w:type="gramEnd"/>
+      <w:r>
+        <w:t xml:space="preserve"> that it doesn't </w:t>
+      </w:r>
+      <w:proofErr w:type="gramStart"/>
+      <w:r>
+        <w:t>actually store</w:t>
+      </w:r>
+      <w:proofErr w:type="gramEnd"/>
+      <w:r>
+        <w:t xml:space="preserve"> an internal model but instead just runs calculations on the current data point against the plotted training set.</w:t>
       </w:r>
     </w:p>
     <w:p/>
@@ -146,7 +211,6 @@
           <w:b/>
           <w:bCs/>
         </w:rPr>
-        <w:lastRenderedPageBreak/>
         <w:t>Linear Discriminant Analysis Classifier:</w:t>
       </w:r>
     </w:p>
@@ -179,7 +243,15 @@
         <w:t xml:space="preserve"> </w:t>
       </w:r>
       <w:r>
-        <w:t>the points from each group are projected onto that line drawn through the groups best distinction. From here it is simple to create a simple threshold between the two groups and a simple way to provide distinction given the new data points representation on this linear representation of the 2 classes.</w:t>
+        <w:t xml:space="preserve">the points from each group are projected onto that line drawn through the </w:t>
+      </w:r>
+      <w:proofErr w:type="gramStart"/>
+      <w:r>
+        <w:t>groups</w:t>
+      </w:r>
+      <w:proofErr w:type="gramEnd"/>
+      <w:r>
+        <w:t xml:space="preserve"> best distinction. From here it is simple to create a simple threshold between the two groups and a simple way to provide distinction given the new data points representation on this linear representation of the 2 classes.</w:t>
       </w:r>
     </w:p>
     <w:p>
@@ -232,7 +304,23 @@
     </w:p>
     <w:p>
       <w:r>
-        <w:t>It then multiplies all the probabilities together to determine if the label will signal. It's simplicity makes it highly efficient and fast. Unfortunately it also brings into account features that could be completely unrelated to the label and multiplies them in at the same weight of highly correlated features.</w:t>
+        <w:t xml:space="preserve">It then multiplies all the probabilities together to determine if the label will signal. </w:t>
+      </w:r>
+      <w:proofErr w:type="gramStart"/>
+      <w:r>
+        <w:t>It's</w:t>
+      </w:r>
+      <w:proofErr w:type="gramEnd"/>
+      <w:r>
+        <w:t xml:space="preserve"> simplicity makes it highly efficient and fast. </w:t>
+      </w:r>
+      <w:proofErr w:type="gramStart"/>
+      <w:r>
+        <w:t>Unfortunately</w:t>
+      </w:r>
+      <w:proofErr w:type="gramEnd"/>
+      <w:r>
+        <w:t xml:space="preserve"> it also brings into account features that could be completely unrelated to the label and multiplies them in at the same weight of highly correlated features.</w:t>
       </w:r>
     </w:p>
     <w:p/>
@@ -252,7 +340,6 @@
           <w:b/>
           <w:bCs/>
         </w:rPr>
-        <w:lastRenderedPageBreak/>
         <w:t>DecisionTreeClassifier</w:t>
       </w:r>
       <w:proofErr w:type="spellEnd"/>
@@ -306,7 +393,15 @@
     </w:p>
     <w:p>
       <w:r>
-        <w:t>In real world data we find that things are often not as clear cut. To remedy this SVC has a hyperparameter called the Slack Variable or "C". This parameter determines how loose the definition of boundary variables can be when defining the street. Low C leads to a wide street because some data points a deliberately misclassified in order to widen the margin to develop the hyperplane, while a High C allows the model to bend a narrow the street to highly attune it to the dataset.</w:t>
+        <w:t xml:space="preserve">In real world data we find that things are often not as clear cut. To remedy this SVC has a hyperparameter called the Slack Variable or "C". This parameter determines how loose the definition of boundary variables can be when defining the street. Low C leads to a wide street because some data points a deliberately misclassified </w:t>
+      </w:r>
+      <w:proofErr w:type="gramStart"/>
+      <w:r>
+        <w:t>in order to</w:t>
+      </w:r>
+      <w:proofErr w:type="gramEnd"/>
+      <w:r>
+        <w:t xml:space="preserve"> widen the margin to develop the hyperplane, while a High C allows the model to bend a narrow the street to highly attune it to the dataset.</w:t>
       </w:r>
     </w:p>
     <w:p>
@@ -332,7 +427,6 @@
           <w:sz w:val="32"/>
           <w:szCs w:val="32"/>
         </w:rPr>
-        <w:lastRenderedPageBreak/>
         <w:t>Approach</w:t>
       </w:r>
     </w:p>
@@ -344,7 +438,15 @@
         <w:t>step-by-step</w:t>
       </w:r>
       <w:r>
-        <w:t xml:space="preserve"> walk through of the actions taken in order to achieve the solution</w:t>
+        <w:t xml:space="preserve"> walk through of the actions taken </w:t>
+      </w:r>
+      <w:proofErr w:type="gramStart"/>
+      <w:r>
+        <w:t>in order to</w:t>
+      </w:r>
+      <w:proofErr w:type="gramEnd"/>
+      <w:r>
+        <w:t xml:space="preserve"> achieve the solution</w:t>
       </w:r>
       <w:r>
         <w:t>.</w:t>
@@ -367,7 +469,15 @@
     </w:p>
     <w:p>
       <w:r>
-        <w:t xml:space="preserve">Utilizing Python’s pandas library </w:t>
+        <w:t xml:space="preserve">Utilizing Python’s pandas </w:t>
+      </w:r>
+      <w:proofErr w:type="gramStart"/>
+      <w:r>
+        <w:t>library</w:t>
+      </w:r>
+      <w:proofErr w:type="gramEnd"/>
+      <w:r>
+        <w:t xml:space="preserve"> </w:t>
       </w:r>
       <w:r>
         <w:t xml:space="preserve">we import the dataset as a </w:t>
@@ -391,28 +501,42 @@
         <w:t xml:space="preserve">Utilizing </w:t>
       </w:r>
       <w:proofErr w:type="spellStart"/>
+      <w:proofErr w:type="gramStart"/>
       <w:r>
         <w:t>df.head</w:t>
       </w:r>
       <w:proofErr w:type="spellEnd"/>
+      <w:proofErr w:type="gramEnd"/>
       <w:r>
         <w:t xml:space="preserve">, </w:t>
       </w:r>
       <w:proofErr w:type="spellStart"/>
+      <w:proofErr w:type="gramStart"/>
       <w:r>
         <w:t>df.shape</w:t>
       </w:r>
       <w:proofErr w:type="spellEnd"/>
+      <w:proofErr w:type="gramEnd"/>
       <w:r>
         <w:t xml:space="preserve">, and </w:t>
       </w:r>
       <w:proofErr w:type="spellStart"/>
+      <w:proofErr w:type="gramStart"/>
       <w:r>
         <w:t>df.columns</w:t>
       </w:r>
       <w:proofErr w:type="spellEnd"/>
-      <w:r>
-        <w:t xml:space="preserve"> we are able to get views of the size and contextual information in our dataset. This will be valuable when moving towards making decisions regarding cleaning the data.</w:t>
+      <w:proofErr w:type="gramEnd"/>
+      <w:r>
+        <w:t xml:space="preserve"> we </w:t>
+      </w:r>
+      <w:proofErr w:type="gramStart"/>
+      <w:r>
+        <w:t>are able to</w:t>
+      </w:r>
+      <w:proofErr w:type="gramEnd"/>
+      <w:r>
+        <w:t xml:space="preserve"> get views of the size and contextual information in our dataset. This will be valuable when moving towards making decisions regarding cleaning the data.</w:t>
       </w:r>
     </w:p>
     <w:p>
@@ -452,7 +576,23 @@
     </w:p>
     <w:p>
       <w:r>
-        <w:t>After investigating the data we find that we are able to transform data in the form of strings into integers by assigning them integer values whether they are categorical or binary.</w:t>
+        <w:t xml:space="preserve">After investigating the </w:t>
+      </w:r>
+      <w:proofErr w:type="gramStart"/>
+      <w:r>
+        <w:t>data</w:t>
+      </w:r>
+      <w:proofErr w:type="gramEnd"/>
+      <w:r>
+        <w:t xml:space="preserve"> we find that we </w:t>
+      </w:r>
+      <w:proofErr w:type="gramStart"/>
+      <w:r>
+        <w:t>are able to</w:t>
+      </w:r>
+      <w:proofErr w:type="gramEnd"/>
+      <w:r>
+        <w:t xml:space="preserve"> transform data in the form of strings into integers by assigning them integer values whether they are categorical or binary.</w:t>
       </w:r>
       <w:r>
         <w:t xml:space="preserve"> All features that are already integers or floats are left alone.</w:t>
@@ -533,10 +673,12 @@
         <w:t xml:space="preserve">’ values with the median of the values in </w:t>
       </w:r>
       <w:proofErr w:type="spellStart"/>
+      <w:proofErr w:type="gramStart"/>
       <w:r>
         <w:t>it’s</w:t>
       </w:r>
       <w:proofErr w:type="spellEnd"/>
+      <w:proofErr w:type="gramEnd"/>
       <w:r>
         <w:t xml:space="preserve"> respected column.</w:t>
       </w:r>
@@ -564,7 +706,6 @@
           <w:b/>
           <w:bCs/>
         </w:rPr>
-        <w:lastRenderedPageBreak/>
         <w:t>Step 7: Train Test Split</w:t>
       </w:r>
     </w:p>
@@ -592,7 +733,23 @@
         <w:t xml:space="preserve">percent </w:t>
       </w:r>
       <w:r>
-        <w:t>of the data will be used strictly for testing. Also we stratify the data ensuring that each set has the same class balance throughout ensuring we do not get erroneous random mixes of the labels in the any split such as 100</w:t>
+        <w:t xml:space="preserve">of the data will be used strictly for testing. </w:t>
+      </w:r>
+      <w:proofErr w:type="gramStart"/>
+      <w:r>
+        <w:t>Also</w:t>
+      </w:r>
+      <w:proofErr w:type="gramEnd"/>
+      <w:r>
+        <w:t xml:space="preserve"> we stratify the data ensuring that each set has the same class balance throughout ensuring we do not get erroneous random mixes of the labels in </w:t>
+      </w:r>
+      <w:proofErr w:type="gramStart"/>
+      <w:r>
+        <w:t>the any</w:t>
+      </w:r>
+      <w:proofErr w:type="gramEnd"/>
+      <w:r>
+        <w:t xml:space="preserve"> split such as 100</w:t>
       </w:r>
       <w:r>
         <w:t xml:space="preserve"> percent</w:t>
@@ -701,7 +858,15 @@
     </w:p>
     <w:p>
       <w:r>
-        <w:t>Before scoring the algorithms on test set, first we will run the predictions on the dev set. This will allow for a playground to tune in the models by manipulating hyperparameters to achieve the best results</w:t>
+        <w:t xml:space="preserve">Before scoring the algorithms on test set, first we will run the predictions on the dev set. This will allow for a playground to tune </w:t>
+      </w:r>
+      <w:proofErr w:type="gramStart"/>
+      <w:r>
+        <w:t>in</w:t>
+      </w:r>
+      <w:proofErr w:type="gramEnd"/>
+      <w:r>
+        <w:t xml:space="preserve"> the models by manipulating hyperparameters to achieve the best results</w:t>
       </w:r>
     </w:p>
     <w:p>
@@ -737,7 +902,15 @@
     </w:p>
     <w:p>
       <w:r>
-        <w:t xml:space="preserve">After tuning the models we now have each model predict the </w:t>
+        <w:t xml:space="preserve">After tuning the </w:t>
+      </w:r>
+      <w:proofErr w:type="gramStart"/>
+      <w:r>
+        <w:t>models</w:t>
+      </w:r>
+      <w:proofErr w:type="gramEnd"/>
+      <w:r>
+        <w:t xml:space="preserve"> we now have each model predict the </w:t>
       </w:r>
       <w:proofErr w:type="spellStart"/>
       <w:r>
@@ -745,7 +918,15 @@
       </w:r>
       <w:proofErr w:type="spellEnd"/>
       <w:r>
-        <w:t>. We record each models precision, f1, recall, accuracy, and finally confusion matrix respectfully and move to analyze results.</w:t>
+        <w:t xml:space="preserve">. We record each </w:t>
+      </w:r>
+      <w:proofErr w:type="gramStart"/>
+      <w:r>
+        <w:t>models</w:t>
+      </w:r>
+      <w:proofErr w:type="gramEnd"/>
+      <w:r>
+        <w:t xml:space="preserve"> precision, f1, recall, accuracy, and finally confusion matrix respectfully and move to analyze results.</w:t>
       </w:r>
     </w:p>
     <w:p>
@@ -777,11 +958,19 @@
         <w:tab/>
       </w:r>
       <w:r>
-        <w:t xml:space="preserve">Based on a newly found understanding and conceptual footing in the chosen Machine Learning models I predict that the SVC model will perform the best at differentiating whether or not a set of give features of a patient will point to the having heart disease or not. From my experience with my wife being a researcher in the field of high blood pressure I have culminated the understanding that heart disease, or most other medical ailments, is the result of a concert of interacting conditions within or imposed upon a patient and not directly linked to any one cause. To further argue my position of the concert of variables we can look at features that are not included in the dataset which could, in concert with the others, have a significant impact on having heart disease without significant correlation to other features in the dataset. For example, smoking is not </w:t>
+        <w:t xml:space="preserve">Based on a newly found understanding and conceptual footing in the chosen Machine Learning models I predict that the SVC model will perform the best at differentiating </w:t>
+      </w:r>
+      <w:proofErr w:type="gramStart"/>
+      <w:r>
+        <w:t>whether or not</w:t>
+      </w:r>
+      <w:proofErr w:type="gramEnd"/>
+      <w:r>
+        <w:t xml:space="preserve"> a set of give features of a patient will point to the having heart disease or not. From my experience with my wife being a researcher in the field of high blood pressure I have culminated the understanding that heart disease, or most other medical ailments, is the result of a concert of interacting conditions within or imposed upon a patient and not directly linked to any one cause. To further argue my position of the concert of variables we can look at features that are not included in the dataset which could, in concert with the others, have a significant impact on having heart disease without </w:t>
       </w:r>
       <w:r>
         <w:lastRenderedPageBreak/>
-        <w:t xml:space="preserve">recorded in the dataset but could cause an otherwise perfectly scoring patient on the dataset to in fact have heart disease. Genetic factors may play a role as </w:t>
+        <w:t xml:space="preserve">significant correlation to other features in the dataset. For example, smoking is not recorded in the dataset but could cause an otherwise perfectly scoring patient on the dataset to in fact have heart disease. Genetic factors may play a role as </w:t>
       </w:r>
       <w:r>
         <w:t>well;</w:t>
@@ -796,13 +985,23 @@
         <w:t>its</w:t>
       </w:r>
       <w:r>
-        <w:t xml:space="preserve"> label to the rest of the features as well. The better and more defined the variable is in hyperspace at computation along with all </w:t>
+        <w:t xml:space="preserve"> label to the rest of the features as well. The better and more defined </w:t>
+      </w:r>
+      <w:proofErr w:type="gramStart"/>
+      <w:r>
+        <w:t>the variable</w:t>
+      </w:r>
+      <w:proofErr w:type="gramEnd"/>
+      <w:r>
+        <w:t xml:space="preserve"> is in hyperspace at computation along with all </w:t>
       </w:r>
       <w:proofErr w:type="spellStart"/>
+      <w:proofErr w:type="gramStart"/>
       <w:r>
         <w:t>it’s</w:t>
       </w:r>
       <w:proofErr w:type="spellEnd"/>
+      <w:proofErr w:type="gramEnd"/>
       <w:r>
         <w:t xml:space="preserve"> </w:t>
       </w:r>
@@ -816,7 +1015,15 @@
     <w:p>
       <w:r>
         <w:tab/>
-        <w:t xml:space="preserve">The 4 other models seem like they are developed for less nuanced solutions. Their calculations are carried out in a way to optimize computation and store the data in simpler forms to better be able to classify the datapoint. For example, Linear Discriminant analyses started out very promising by determining the optimum angle in which to strike a line through the classes so set a boundary, but the resulting computation process employed projecting datapoints into this </w:t>
+        <w:t xml:space="preserve">The 4 other models seem like they are developed for less nuanced solutions. Their calculations are carried out in a way to optimize computation and store the data in simpler forms to better be able to classify the datapoint. For example, Linear Discriminant analyses started out very </w:t>
+      </w:r>
+      <w:proofErr w:type="gramStart"/>
+      <w:r>
+        <w:t>promising</w:t>
+      </w:r>
+      <w:proofErr w:type="gramEnd"/>
+      <w:r>
+        <w:t xml:space="preserve"> by determining the optimum angle in which to strike a line through the classes so set a boundary, but the resulting computation process employed projecting datapoints into this </w:t>
       </w:r>
       <w:r>
         <w:t>one-dimensional</w:t>
@@ -828,7 +1035,15 @@
         <w:t>its</w:t>
       </w:r>
       <w:r>
-        <w:t xml:space="preserve"> concert with this transformation. </w:t>
+        <w:t xml:space="preserve"> </w:t>
+      </w:r>
+      <w:proofErr w:type="gramStart"/>
+      <w:r>
+        <w:t>concert</w:t>
+      </w:r>
+      <w:proofErr w:type="gramEnd"/>
+      <w:r>
+        <w:t xml:space="preserve"> with this transformation. </w:t>
       </w:r>
       <w:proofErr w:type="spellStart"/>
       <w:r>
@@ -839,10 +1054,18 @@
         <w:t xml:space="preserve"> is a very similar situation, </w:t>
       </w:r>
       <w:r>
-        <w:t xml:space="preserve">although it is highly efficient and surprisingly accurate in most cases to take a naïve approach to the features in a dataset, </w:t>
-      </w:r>
-      <w:r>
-        <w:t>ultimately,</w:t>
+        <w:t>although it is highly efficient and surprisingly accurate in most cases to take a naïve approach to the features in a dataset</w:t>
+      </w:r>
+      <w:proofErr w:type="gramStart"/>
+      <w:r>
+        <w:t xml:space="preserve">, </w:t>
+      </w:r>
+      <w:r>
+        <w:t>ultimately</w:t>
+      </w:r>
+      <w:proofErr w:type="gramEnd"/>
+      <w:r>
+        <w:t>,</w:t>
       </w:r>
       <w:r>
         <w:t xml:space="preserve"> I believe in a situation such as this where everything has delicate </w:t>
@@ -893,7 +1116,15 @@
       </w:r>
       <w:r>
         <w:lastRenderedPageBreak/>
-        <w:t>features and labels to important things it still seems like it is highly adept to mapping synergy.</w:t>
+        <w:t xml:space="preserve">features and labels to important things it still seems like it is highly adept </w:t>
+      </w:r>
+      <w:proofErr w:type="gramStart"/>
+      <w:r>
+        <w:t>to</w:t>
+      </w:r>
+      <w:proofErr w:type="gramEnd"/>
+      <w:r>
+        <w:t xml:space="preserve"> mapping synergy.</w:t>
       </w:r>
       <w:r>
         <w:t xml:space="preserve"> </w:t>
@@ -983,7 +1214,15 @@
         <w:t xml:space="preserve"> of false negatives produced</w:t>
       </w:r>
       <w:r>
-        <w:t xml:space="preserve"> as much as possible with it’s secondary goal is to predict </w:t>
+        <w:t xml:space="preserve"> as much as possible with </w:t>
+      </w:r>
+      <w:proofErr w:type="gramStart"/>
+      <w:r>
+        <w:t>it’s</w:t>
+      </w:r>
+      <w:proofErr w:type="gramEnd"/>
+      <w:r>
+        <w:t xml:space="preserve"> secondary goal is to predict </w:t>
       </w:r>
       <w:r>
         <w:t xml:space="preserve">True Positives and True Negatives while minimizing </w:t>
@@ -25172,7 +25411,15 @@
         <w:t xml:space="preserve">: we restricted the performance of the model to one single category out of multiple, although other models may have performed better across the board, their inaccuracy </w:t>
       </w:r>
       <w:r>
-        <w:t>was to high in the core metric.</w:t>
+        <w:t xml:space="preserve">was </w:t>
+      </w:r>
+      <w:proofErr w:type="gramStart"/>
+      <w:r>
+        <w:t>to</w:t>
+      </w:r>
+      <w:proofErr w:type="gramEnd"/>
+      <w:r>
+        <w:t xml:space="preserve"> high in the core metric.</w:t>
       </w:r>
     </w:p>
     <w:p>
@@ -25264,7 +25511,15 @@
         <w:t>model</w:t>
       </w:r>
       <w:r>
-        <w:t xml:space="preserve"> misses some data points, it was that generally all of the models missed similar </w:t>
+        <w:t xml:space="preserve"> misses some data points, it was that generally </w:t>
+      </w:r>
+      <w:proofErr w:type="gramStart"/>
+      <w:r>
+        <w:t>all of</w:t>
+      </w:r>
+      <w:proofErr w:type="gramEnd"/>
+      <w:r>
+        <w:t xml:space="preserve"> the models missed similar </w:t>
       </w:r>
       <w:r>
         <w:t>data points</w:t>
@@ -25379,6 +25634,7 @@
           <w:szCs w:val="28"/>
         </w:rPr>
       </w:pPr>
+      <w:proofErr w:type="gramStart"/>
       <w:r>
         <w:rPr>
           <w:b/>
@@ -25395,7 +25651,27 @@
           <w:sz w:val="28"/>
           <w:szCs w:val="28"/>
         </w:rPr>
-        <w:t>(kernel=”</w:t>
+        <w:t>(</w:t>
+      </w:r>
+      <w:proofErr w:type="gramEnd"/>
+      <w:r>
+        <w:rPr>
+          <w:b/>
+          <w:bCs/>
+          <w:sz w:val="28"/>
+          <w:szCs w:val="28"/>
+        </w:rPr>
+        <w:t>kernel</w:t>
+      </w:r>
+      <w:proofErr w:type="gramStart"/>
+      <w:r>
+        <w:rPr>
+          <w:b/>
+          <w:bCs/>
+          <w:sz w:val="28"/>
+          <w:szCs w:val="28"/>
+        </w:rPr>
+        <w:t>=”</w:t>
       </w:r>
       <w:proofErr w:type="spellStart"/>
       <w:r>
@@ -25408,6 +25684,7 @@
         <w:t>rbf</w:t>
       </w:r>
       <w:proofErr w:type="spellEnd"/>
+      <w:proofErr w:type="gramEnd"/>
       <w:r>
         <w:rPr>
           <w:b/>
@@ -26801,7 +27078,15 @@
         <w:t xml:space="preserve">heart disease is incredibly complex, some factors causing it in one set of data may be completely different to </w:t>
       </w:r>
       <w:r>
-        <w:t xml:space="preserve">factors in another. Many factors that may not be accounted for in the dataset may be present in one portion and not others. The model can only give it’s best prediction given the features within the </w:t>
+        <w:t xml:space="preserve">factors in another. Many factors that may not be accounted for in the dataset may be present in one portion and not others. The model can only give </w:t>
+      </w:r>
+      <w:proofErr w:type="gramStart"/>
+      <w:r>
+        <w:t>it’s</w:t>
+      </w:r>
+      <w:proofErr w:type="gramEnd"/>
+      <w:r>
+        <w:t xml:space="preserve"> best prediction given the features within the </w:t>
       </w:r>
       <w:r>
         <w:t xml:space="preserve">set that it has, if there are things that </w:t>
@@ -26861,7 +27146,15 @@
         <w:t>model f1 score.</w:t>
       </w:r>
       <w:r>
-        <w:t xml:space="preserve"> The f1 score demonstrates a harmonic mean between the precision and recall of a model</w:t>
+        <w:t xml:space="preserve"> The f1 score demonstrates a harmonic </w:t>
+      </w:r>
+      <w:proofErr w:type="gramStart"/>
+      <w:r>
+        <w:t>mean</w:t>
+      </w:r>
+      <w:proofErr w:type="gramEnd"/>
+      <w:r>
+        <w:t xml:space="preserve"> between the precision and recall of a model</w:t>
       </w:r>
       <w:r>
         <w:t>. High f1 scores point to a model that has great precision, or able to correctly flag positive labels,</w:t>
@@ -26884,6 +27177,9 @@
     </w:p>
     <w:p>
       <w:r>
+        <w:rPr>
+          <w:noProof/>
+        </w:rPr>
         <w:drawing>
           <wp:inline distT="0" distB="0" distL="0" distR="0" wp14:anchorId="78B8C3BB" wp14:editId="6339C78E">
             <wp:extent cx="5572125" cy="4324350"/>
@@ -26900,7 +27196,7 @@
                     <pic:cNvPicPr/>
                   </pic:nvPicPr>
                   <pic:blipFill>
-                    <a:blip r:embed="rId6"/>
+                    <a:blip r:embed="rId7"/>
                     <a:stretch>
                       <a:fillRect/>
                     </a:stretch>
@@ -26933,7 +27229,15 @@
         <w:t xml:space="preserve"> we can see that there is no direct correlation between</w:t>
       </w:r>
       <w:r>
-        <w:t xml:space="preserve"> the amount of training data given to the model and it’s predictions against the </w:t>
+        <w:t xml:space="preserve"> the amount of training data given to the model and </w:t>
+      </w:r>
+      <w:proofErr w:type="gramStart"/>
+      <w:r>
+        <w:t>it’s</w:t>
+      </w:r>
+      <w:proofErr w:type="gramEnd"/>
+      <w:r>
+        <w:t xml:space="preserve"> predictions against the </w:t>
       </w:r>
       <w:proofErr w:type="spellStart"/>
       <w:r>
@@ -27096,7 +27400,23 @@
           <w:i/>
           <w:iCs/>
         </w:rPr>
-        <w:t>the employment of such an algorithm in a real world setting.</w:t>
+        <w:t xml:space="preserve">the employment of such an algorithm in a </w:t>
+      </w:r>
+      <w:proofErr w:type="gramStart"/>
+      <w:r>
+        <w:rPr>
+          <w:i/>
+          <w:iCs/>
+        </w:rPr>
+        <w:t>real world</w:t>
+      </w:r>
+      <w:proofErr w:type="gramEnd"/>
+      <w:r>
+        <w:rPr>
+          <w:i/>
+          <w:iCs/>
+        </w:rPr>
+        <w:t xml:space="preserve"> setting.</w:t>
       </w:r>
     </w:p>
     <w:p>
@@ -27117,7 +27437,15 @@
         <w:t xml:space="preserve">experience in a manufacturing environment. I had started to train a machine learning algorithm </w:t>
       </w:r>
       <w:r>
-        <w:t>on Machining information and status in an attempt to correctly guess when I machine was going to encounter a fault or crash.</w:t>
+        <w:t xml:space="preserve">on Machining information and status </w:t>
+      </w:r>
+      <w:proofErr w:type="gramStart"/>
+      <w:r>
+        <w:t>in an attempt to</w:t>
+      </w:r>
+      <w:proofErr w:type="gramEnd"/>
+      <w:r>
+        <w:t xml:space="preserve"> correctly guess when I machine was going to encounter a fault or crash.</w:t>
       </w:r>
       <w:r>
         <w:t xml:space="preserve"> Very quickly it was obvious that no matter how much data I gave the model</w:t>
@@ -27135,7 +27463,15 @@
         <w:t>ro</w:t>
       </w:r>
       <w:r>
-        <w:t xml:space="preserve">m the project wasn’t the accuracy, precision, recall, or f1 score of the model, it was the perspective of each individual who would be subjected to it. </w:t>
+        <w:t xml:space="preserve">m the project wasn’t the accuracy, precision, recall, or f1 score of the model, it was the perspective of </w:t>
+      </w:r>
+      <w:proofErr w:type="gramStart"/>
+      <w:r>
+        <w:t>each individual</w:t>
+      </w:r>
+      <w:proofErr w:type="gramEnd"/>
+      <w:r>
+        <w:t xml:space="preserve"> who would be subjected to it. </w:t>
       </w:r>
       <w:r>
         <w:t xml:space="preserve">The owner of the business versus the machinist running the job would have vastly different viewpoints. While a machinist would be more apt to never trust </w:t>
@@ -27150,7 +27486,15 @@
         <w:t xml:space="preserve">of True Positive detection </w:t>
       </w:r>
       <w:r>
-        <w:t>very advantageous and want to employ the model immediately and not care about it’s erroneous False Positives.</w:t>
+        <w:t xml:space="preserve">very advantageous and want to employ the model immediately and not care about </w:t>
+      </w:r>
+      <w:proofErr w:type="gramStart"/>
+      <w:r>
+        <w:t>it’s</w:t>
+      </w:r>
+      <w:proofErr w:type="gramEnd"/>
+      <w:r>
+        <w:t xml:space="preserve"> erroneous False Positives.</w:t>
       </w:r>
       <w:r>
         <w:t xml:space="preserve"> Multiple False Positives and one very </w:t>
@@ -27215,8 +27559,13 @@
           <w:numId w:val="1"/>
         </w:numPr>
       </w:pPr>
-      <w:r>
-        <w:t>Employ the model blindly</w:t>
+      <w:proofErr w:type="gramStart"/>
+      <w:r>
+        <w:t>Employ</w:t>
+      </w:r>
+      <w:proofErr w:type="gramEnd"/>
+      <w:r>
+        <w:t xml:space="preserve"> the model blindly</w:t>
       </w:r>
     </w:p>
     <w:p>
@@ -27227,8 +27576,21 @@
           <w:numId w:val="1"/>
         </w:numPr>
       </w:pPr>
-      <w:r>
-        <w:t>Employ the model with oversight</w:t>
+      <w:proofErr w:type="gramStart"/>
+      <w:r>
+        <w:t>Employ</w:t>
+      </w:r>
+      <w:proofErr w:type="gramEnd"/>
+      <w:r>
+        <w:t xml:space="preserve"> </w:t>
+      </w:r>
+      <w:proofErr w:type="gramStart"/>
+      <w:r>
+        <w:t>the</w:t>
+      </w:r>
+      <w:proofErr w:type="gramEnd"/>
+      <w:r>
+        <w:t xml:space="preserve"> model with oversight</w:t>
       </w:r>
     </w:p>
     <w:p>
@@ -27336,7 +27698,15 @@
         <w:t>run the experiment at all?</w:t>
       </w:r>
       <w:r>
-        <w:t xml:space="preserve"> Even if at bare minimum we had the doctor’s review cases in which the models confidence was very low, even the mere suggestion of a positive or negative result from the model would work to </w:t>
+        <w:t xml:space="preserve"> Even if at bare minimum we had the doctor’s review cases in which the </w:t>
+      </w:r>
+      <w:proofErr w:type="gramStart"/>
+      <w:r>
+        <w:t>models</w:t>
+      </w:r>
+      <w:proofErr w:type="gramEnd"/>
+      <w:r>
+        <w:t xml:space="preserve"> confidence was very low, even the mere suggestion of a positive or negative result from the model would work to </w:t>
       </w:r>
       <w:r>
         <w:t xml:space="preserve">bias the </w:t>
@@ -28388,6 +28758,41 @@
       <w:spacing w:val="5"/>
     </w:rPr>
   </w:style>
+  <w:style w:type="character" w:styleId="Hyperlink">
+    <w:name w:val="Hyperlink"/>
+    <w:basedOn w:val="DefaultParagraphFont"/>
+    <w:uiPriority w:val="99"/>
+    <w:unhideWhenUsed/>
+    <w:rsid w:val="00601563"/>
+    <w:rPr>
+      <w:color w:val="467886" w:themeColor="hyperlink"/>
+      <w:u w:val="single"/>
+    </w:rPr>
+  </w:style>
+  <w:style w:type="character" w:styleId="UnresolvedMention">
+    <w:name w:val="Unresolved Mention"/>
+    <w:basedOn w:val="DefaultParagraphFont"/>
+    <w:uiPriority w:val="99"/>
+    <w:semiHidden/>
+    <w:unhideWhenUsed/>
+    <w:rsid w:val="00601563"/>
+    <w:rPr>
+      <w:color w:val="605E5C"/>
+      <w:shd w:val="clear" w:color="auto" w:fill="E1DFDD"/>
+    </w:rPr>
+  </w:style>
+  <w:style w:type="character" w:styleId="FollowedHyperlink">
+    <w:name w:val="FollowedHyperlink"/>
+    <w:basedOn w:val="DefaultParagraphFont"/>
+    <w:uiPriority w:val="99"/>
+    <w:semiHidden/>
+    <w:unhideWhenUsed/>
+    <w:rsid w:val="00601563"/>
+    <w:rPr>
+      <w:color w:val="96607D" w:themeColor="followedHyperlink"/>
+      <w:u w:val="single"/>
+    </w:rPr>
+  </w:style>
 </w:styles>
 </file>
 
